--- a/Varga János_contract.docx
+++ b/Varga János_contract.docx
@@ -145,7 +145,7 @@
         </w:tabs>
       </w:pPr>
       <w:r>
-        <w:t>anyja neve: R</w:t>
+        <w:t>anyja neve: László Éva</w:t>
       </w:r>
     </w:p>
     <w:p>
@@ -156,7 +156,7 @@
         </w:tabs>
       </w:pPr>
       <w:r>
-        <w:t>lakhelye: Errr</w:t>
+        <w:t>lakhelye: 1102 Budapest, Kőrösi Cs. S. út 27</w:t>
       </w:r>
     </w:p>
     <w:p>
@@ -167,7 +167,7 @@
         </w:tabs>
       </w:pPr>
       <w:r>
-        <w:t>születési hely és idő: G 1</w:t>
+        <w:t>születési hely és idő: Budapest 1997.03.11.</w:t>
       </w:r>
     </w:p>
     <w:p>
@@ -178,7 +178,7 @@
         </w:tabs>
       </w:pPr>
       <w:r>
-        <w:t>TAJ-száma: 11111111</w:t>
+        <w:t>TAJ-száma: 123-456-789</w:t>
       </w:r>
     </w:p>
     <w:p>
@@ -189,7 +189,7 @@
         </w:tabs>
       </w:pPr>
       <w:r>
-        <w:t>adóazonosító száma: 2222222</w:t>
+        <w:t>adóazonosító száma: 000000001</w:t>
       </w:r>
     </w:p>
     <w:p>
@@ -257,7 +257,7 @@
         <w:spacing w:before="240"/>
       </w:pPr>
       <w:r>
-        <w:t xml:space="preserve"> Munkavállaló munkaköre: Dev</w:t>
+        <w:t xml:space="preserve"> Munkavállaló munkaköre: dev</w:t>
       </w:r>
     </w:p>
     <w:p>
@@ -268,7 +268,7 @@
         <w:spacing w:before="240"/>
       </w:pPr>
       <w:r>
-        <w:t xml:space="preserve"> Munkavállaló alapbére havi bruttó 1 Ft.</w:t>
+        <w:t xml:space="preserve"> Munkavállaló alapbére havi bruttó 600000 Ft.</w:t>
       </w:r>
     </w:p>
     <w:p>

--- a/Varga János_contract.docx
+++ b/Varga János_contract.docx
@@ -178,7 +178,7 @@
         </w:tabs>
       </w:pPr>
       <w:r>
-        <w:t>TAJ-száma: 123-456-789</w:t>
+        <w:t>TAJ-száma: 000111222</w:t>
       </w:r>
     </w:p>
     <w:p>
@@ -257,7 +257,7 @@
         <w:spacing w:before="240"/>
       </w:pPr>
       <w:r>
-        <w:t xml:space="preserve"> Munkavállaló munkaköre: dev</w:t>
+        <w:t xml:space="preserve"> Munkavállaló munkaköre: Sysadmin</w:t>
       </w:r>
     </w:p>
     <w:p>
